--- a/examples/regression/doc/README.docx
+++ b/examples/regression/doc/README.docx
@@ -14,6 +14,20 @@
     <w:p>
       <w:pPr>
         <w:pStyle w:val="FirstParagraph"/>
+      </w:pPr>
+      <w:r>
+        <w:t xml:space="preserve">Deep-learning note</w:t>
+      </w:r>
+      <w:r>
+        <w:t xml:space="preserve"> </w:t>
+      </w:r>
+      <w:r>
+        <w:t xml:space="preserve">- The PyTorch MLP regressor now supports configurable hidden activation, output activation, hidden normalization, and weight initialization, beyond hidden-size and dropout tuning.</w:t>
+      </w:r>
+    </w:p>
+    <w:p>
+      <w:pPr>
+        <w:pStyle w:val="BodyText"/>
       </w:pPr>
       <w:r>
         <w:t xml:space="preserve">These examples show Python-backed regression wrappers integrated into the</w:t>

--- a/examples/regression/doc/README.docx
+++ b/examples/regression/doc/README.docx
@@ -2,7 +2,7 @@
 <file path=word/document.xml><?xml version="1.0" encoding="utf-8"?>
 <w:document xmlns:w="http://schemas.openxmlformats.org/wordprocessingml/2006/main" xmlns:m="http://schemas.openxmlformats.org/officeDocument/2006/math" xmlns:r="http://schemas.openxmlformats.org/officeDocument/2006/relationships" xmlns:o="urn:schemas-microsoft-com:office:office" xmlns:v="urn:schemas-microsoft-com:vml" xmlns:w10="urn:schemas-microsoft-com:office:word" xmlns:a="http://schemas.openxmlformats.org/drawingml/2006/main" xmlns:pic="http://schemas.openxmlformats.org/drawingml/2006/picture" xmlns:wp="http://schemas.openxmlformats.org/drawingml/2006/wordprocessingDrawing">
   <w:body>
-    <w:bookmarkStart w:id="10" w:name="regression-examples"/>
+    <w:bookmarkStart w:id="12" w:name="regression-examples"/>
     <w:p>
       <w:pPr>
         <w:pStyle w:val="Heading1"/>
@@ -80,28 +80,82 @@
     </w:p>
     <w:p>
       <w:pPr>
-        <w:pStyle w:val="Compact"/>
-        <w:numPr>
-          <w:ilvl w:val="0"/>
-          <w:numId w:val="1001"/>
-        </w:numPr>
+        <w:pStyle w:val="BodyText"/>
       </w:pPr>
+      <w:r>
+        <w:t xml:space="preserve">PyTorch</w:t>
+      </w:r>
+      <w:r>
+        <w:t xml:space="preserve"> </w:t>
+      </w:r>
+      <w:r>
+        <w:t xml:space="preserve">-</w:t>
+      </w:r>
+      <w:r>
+        <w:t xml:space="preserve"> </w:t>
+      </w:r>
       <w:hyperlink r:id="rId9">
         <w:r>
           <w:rPr>
             <w:rStyle w:val="Hyperlink"/>
           </w:rPr>
-          <w:t xml:space="preserve">torch_reg_mlp.md</w:t>
+          <w:t xml:space="preserve">01_torch_reg_mlp.md</w:t>
         </w:r>
       </w:hyperlink>
       <w:r>
         <w:t xml:space="preserve"> </w:t>
       </w:r>
       <w:r>
-        <w:t xml:space="preserve">— PyTorch MLP regressor: nonlinear regression with a feedforward neural network and configurable static/dynamic validation strategies.</w:t>
+        <w:t xml:space="preserve">— Base PyTorch MLP regressor example for numeric prediction.</w:t>
+      </w:r>
+      <w:r>
+        <w:t xml:space="preserve"> </w:t>
+      </w:r>
+      <w:r>
+        <w:t xml:space="preserve">-</w:t>
+      </w:r>
+      <w:r>
+        <w:t xml:space="preserve"> </w:t>
+      </w:r>
+      <w:hyperlink r:id="rId10">
+        <w:r>
+          <w:rPr>
+            <w:rStyle w:val="Hyperlink"/>
+          </w:rPr>
+          <w:t xml:space="preserve">02_torch_reg_mlp_static_patience.md</w:t>
+        </w:r>
+      </w:hyperlink>
+      <w:r>
+        <w:t xml:space="preserve"> </w:t>
+      </w:r>
+      <w:r>
+        <w:t xml:space="preserve">— PyTorch MLP regressor with static validation and patience-based early stopping.</w:t>
+      </w:r>
+      <w:r>
+        <w:t xml:space="preserve"> </w:t>
+      </w:r>
+      <w:r>
+        <w:t xml:space="preserve">-</w:t>
+      </w:r>
+      <w:r>
+        <w:t xml:space="preserve"> </w:t>
+      </w:r>
+      <w:hyperlink r:id="rId11">
+        <w:r>
+          <w:rPr>
+            <w:rStyle w:val="Hyperlink"/>
+          </w:rPr>
+          <w:t xml:space="preserve">03_torch_reg_mlp_dynamic_patience.md</w:t>
+        </w:r>
+      </w:hyperlink>
+      <w:r>
+        <w:t xml:space="preserve"> </w:t>
+      </w:r>
+      <w:r>
+        <w:t xml:space="preserve">— PyTorch MLP regressor with dynamic validation and patience-based early stopping.</w:t>
       </w:r>
     </w:p>
-    <w:bookmarkEnd w:id="10"/>
+    <w:bookmarkEnd w:id="12"/>
     <w:sectPr>
       <w:footnotePr>
         <w:numRestart w:val="eachSect"/>
@@ -212,114 +266,8 @@
       </w:pPr>
     </w:lvl>
   </w:abstractNum>
-  <w:abstractNum w:abstractNumId="991">
-    <w:nsid w:val="0000A991"/>
-    <w:multiLevelType w:val="multilevel"/>
-    <w:lvl w:ilvl="0">
-      <w:numFmt w:val="bullet"/>
-      <w:lvlText w:val=""/>
-      <w:lvlJc w:val="left"/>
-      <w:pPr>
-        <w:ind w:left="720" w:hanging="360"/>
-      </w:pPr>
-      <w:rPr>
-        <w:rFonts w:ascii="Symbol" w:hAnsi="Symbol" w:cs="Symbol" w:hint="default"/>
-      </w:rPr>
-    </w:lvl>
-    <w:lvl w:ilvl="1">
-      <w:numFmt w:val="bullet"/>
-      <w:lvlText w:val="o"/>
-      <w:lvlJc w:val="left"/>
-      <w:pPr>
-        <w:ind w:left="1440" w:hanging="360"/>
-      </w:pPr>
-      <w:rPr>
-        <w:rFonts w:ascii="Courier New" w:hAnsi="Courier New" w:cs="Courier New" w:hint="default"/>
-      </w:rPr>
-    </w:lvl>
-    <w:lvl w:ilvl="2">
-      <w:numFmt w:val="bullet"/>
-      <w:lvlText w:val=""/>
-      <w:lvlJc w:val="left"/>
-      <w:pPr>
-        <w:ind w:left="2160" w:hanging="360"/>
-      </w:pPr>
-      <w:rPr>
-        <w:rFonts w:ascii="Wingdings" w:hAnsi="Wingdings" w:cs="Wingdings" w:hint="default"/>
-      </w:rPr>
-    </w:lvl>
-    <w:lvl w:ilvl="3">
-      <w:numFmt w:val="bullet"/>
-      <w:lvlText w:val=""/>
-      <w:lvlJc w:val="left"/>
-      <w:pPr>
-        <w:ind w:left="2880" w:hanging="360"/>
-      </w:pPr>
-      <w:rPr>
-        <w:rFonts w:ascii="Symbol" w:hAnsi="Symbol" w:cs="Symbol" w:hint="default"/>
-      </w:rPr>
-    </w:lvl>
-    <w:lvl w:ilvl="4">
-      <w:numFmt w:val="bullet"/>
-      <w:lvlText w:val="o"/>
-      <w:lvlJc w:val="left"/>
-      <w:pPr>
-        <w:ind w:left="3600" w:hanging="360"/>
-      </w:pPr>
-      <w:rPr>
-        <w:rFonts w:ascii="Courier New" w:hAnsi="Courier New" w:cs="Courier New" w:hint="default"/>
-      </w:rPr>
-    </w:lvl>
-    <w:lvl w:ilvl="5">
-      <w:numFmt w:val="bullet"/>
-      <w:lvlText w:val=""/>
-      <w:lvlJc w:val="left"/>
-      <w:pPr>
-        <w:ind w:left="4320" w:hanging="360"/>
-      </w:pPr>
-      <w:rPr>
-        <w:rFonts w:ascii="Wingdings" w:hAnsi="Wingdings" w:cs="Wingdings" w:hint="default"/>
-      </w:rPr>
-    </w:lvl>
-    <w:lvl w:ilvl="6">
-      <w:numFmt w:val="bullet"/>
-      <w:lvlText w:val=""/>
-      <w:lvlJc w:val="left"/>
-      <w:pPr>
-        <w:ind w:left="5040" w:hanging="360"/>
-      </w:pPr>
-      <w:rPr>
-        <w:rFonts w:ascii="Symbol" w:hAnsi="Symbol" w:cs="Symbol" w:hint="default"/>
-      </w:rPr>
-    </w:lvl>
-    <w:lvl w:ilvl="7">
-      <w:numFmt w:val="bullet"/>
-      <w:lvlText w:val="o"/>
-      <w:lvlJc w:val="left"/>
-      <w:pPr>
-        <w:ind w:left="5760" w:hanging="360"/>
-      </w:pPr>
-      <w:rPr>
-        <w:rFonts w:ascii="Courier New" w:hAnsi="Courier New" w:cs="Courier New" w:hint="default"/>
-      </w:rPr>
-    </w:lvl>
-    <w:lvl w:ilvl="8">
-      <w:numFmt w:val="bullet"/>
-      <w:lvlText w:val=""/>
-      <w:lvlJc w:val="left"/>
-      <w:pPr>
-        <w:ind w:left="6480" w:hanging="360"/>
-      </w:pPr>
-      <w:rPr>
-        <w:rFonts w:ascii="Wingdings" w:hAnsi="Wingdings" w:cs="Wingdings" w:hint="default"/>
-      </w:rPr>
-    </w:lvl>
-  </w:abstractNum>
   <w:num w:numId="1000">
     <w:abstractNumId w:val="990"/>
-  </w:num>
-  <w:num w:numId="1001">
-    <w:abstractNumId w:val="991"/>
   </w:num>
 </w:numbering>
 </file>

--- a/examples/regression/doc/README.docx
+++ b/examples/regression/doc/README.docx
@@ -23,6 +23,51 @@
       </w:r>
       <w:r>
         <w:t xml:space="preserve">- The PyTorch MLP regressor now supports configurable hidden activation, output activation, hidden normalization, and weight initialization, beyond hidden-size and dropout tuning.</w:t>
+      </w:r>
+      <w:r>
+        <w:t xml:space="preserve"> </w:t>
+      </w:r>
+      <w:r>
+        <w:t xml:space="preserve">- It now also follows the same regression contract as</w:t>
+      </w:r>
+      <w:r>
+        <w:t xml:space="preserve"> </w:t>
+      </w:r>
+      <w:r>
+        <w:rPr>
+          <w:rStyle w:val="VerbatimChar"/>
+        </w:rPr>
+        <w:t xml:space="preserve">daltoolbox</w:t>
+      </w:r>
+      <w:r>
+        <w:t xml:space="preserve">: predictor columns are registered during</w:t>
+      </w:r>
+      <w:r>
+        <w:t xml:space="preserve"> </w:t>
+      </w:r>
+      <w:r>
+        <w:rPr>
+          <w:rStyle w:val="VerbatimChar"/>
+        </w:rPr>
+        <w:t xml:space="preserve">fit()</w:t>
+      </w:r>
+      <w:r>
+        <w:t xml:space="preserve">, optional preprocessing is fitted on those predictors, and</w:t>
+      </w:r>
+      <w:r>
+        <w:t xml:space="preserve"> </w:t>
+      </w:r>
+      <w:r>
+        <w:rPr>
+          <w:rStyle w:val="VerbatimChar"/>
+        </w:rPr>
+        <w:t xml:space="preserve">input_size</w:t>
+      </w:r>
+      <w:r>
+        <w:t xml:space="preserve"> </w:t>
+      </w:r>
+      <w:r>
+        <w:t xml:space="preserve">can be inferred from the training data.</w:t>
       </w:r>
     </w:p>
     <w:p>
